--- a/MalariaPrioritizationDashboard/Multiplan_dashbord/EMILIE COMMENTS IN THE DASHBOARD.docx
+++ b/MalariaPrioritizationDashboard/Multiplan_dashbord/EMILIE COMMENTS IN THE DASHBOARD.docx
@@ -352,6 +352,7 @@
           <w:lang w:val="en-GB" w:eastAsia="en-GB"/>
         </w:rPr>
       </w:pPr>
+      <w:bookmarkStart w:id="0" w:name="_GoBack"/>
       <w:r>
         <w:rPr>
           <w:rFonts w:ascii="Times New Roman" w:eastAsia="Times New Roman" w:hAnsi="Times New Roman" w:cs="Times New Roman"/>
@@ -586,6 +587,7 @@
         <w:t>The data could be a feature or tab on the page that shows interventions (i.e. we could have one page per intervention, showing maps and ranking and hiding data somewhere</w:t>
       </w:r>
     </w:p>
+    <w:bookmarkEnd w:id="0"/>
     <w:p>
       <w:pPr>
         <w:spacing w:before="100" w:beforeAutospacing="1" w:after="100" w:afterAutospacing="1" w:line="240" w:lineRule="auto"/>
@@ -1102,10 +1104,7 @@
         <w:t> </w:t>
       </w:r>
     </w:p>
-    <w:p>
-      <w:bookmarkStart w:id="0" w:name="_GoBack"/>
-      <w:bookmarkEnd w:id="0"/>
-    </w:p>
+    <w:p/>
     <w:sectPr>
       <w:pgSz w:w="11906" w:h="16838"/>
       <w:pgMar w:top="1701" w:right="1134" w:bottom="1134" w:left="1701" w:header="709" w:footer="709" w:gutter="0"/>
